--- a/20_Mary_Seacole_and_Wartime_Service_Student_Worksheet.docx
+++ b/20_Mary_Seacole_and_Wartime_Service_Student_Worksheet.docx
@@ -650,6 +650,79 @@
           <w:sz w:val="20"/>
         </w:rPr>
         <w:t>Around 6,000 Caribbean men served in the RAF, including Ulric Cross from Trinidad, a decorated navigator. More than 370,000 Africans fought for Britain. Lilian Bader was one of the first Black women to join the British armed forces. Many Windrush passengers in 1948 were ex-servicemen.</w:t>
+      </w:r>
+    </w:p>
+    <w:p>
+      <w:pPr>
+        <w:keepNext/>
+        <w:spacing w:before="80" w:after="60"/>
+      </w:pPr>
+      <w:r>
+        <w:rPr>
+          <w:rFonts w:ascii="Aptos Display" w:hAnsi="Aptos Display"/>
+          <w:b/>
+          <w:i w:val="0"/>
+          <w:color w:val="007A3D"/>
+          <w:sz w:val="24"/>
+        </w:rPr>
+        <w:t>Map</w:t>
+      </w:r>
+    </w:p>
+    <w:p>
+      <w:pPr>
+        <w:keepNext/>
+        <w:spacing w:after="40"/>
+        <w:jc w:val="center"/>
+      </w:pPr>
+      <w:r>
+        <w:drawing>
+          <wp:inline xmlns:a="http://schemas.openxmlformats.org/drawingml/2006/main" xmlns:pic="http://schemas.openxmlformats.org/drawingml/2006/picture">
+            <wp:extent cx="5868000" cy="2908539"/>
+            <wp:docPr id="1" name="Picture 1" descr="Mary Seacole's journeys from Jamaica to London (1854) and on to the Crimea (1855). Routes are approximate."/>
+            <wp:cNvGraphicFramePr>
+              <a:graphicFrameLocks noChangeAspect="1"/>
+            </wp:cNvGraphicFramePr>
+            <a:graphic>
+              <a:graphicData uri="http://schemas.openxmlformats.org/drawingml/2006/picture">
+                <pic:pic>
+                  <pic:nvPicPr>
+                    <pic:cNvPr id="0" name="map_seacole.png"/>
+                    <pic:cNvPicPr/>
+                  </pic:nvPicPr>
+                  <pic:blipFill>
+                    <a:blip r:embed="rId15"/>
+                    <a:stretch>
+                      <a:fillRect/>
+                    </a:stretch>
+                  </pic:blipFill>
+                  <pic:spPr>
+                    <a:xfrm>
+                      <a:off x="0" y="0"/>
+                      <a:ext cx="5868000" cy="2908539"/>
+                    </a:xfrm>
+                    <a:prstGeom prst="rect"/>
+                  </pic:spPr>
+                </pic:pic>
+              </a:graphicData>
+            </a:graphic>
+          </wp:inline>
+        </w:drawing>
+      </w:r>
+    </w:p>
+    <w:p>
+      <w:pPr>
+        <w:spacing w:before="0" w:after="160"/>
+        <w:jc w:val="center"/>
+      </w:pPr>
+      <w:r>
+        <w:rPr>
+          <w:rFonts w:ascii="Aptos" w:hAnsi="Aptos"/>
+          <w:b w:val="0"/>
+          <w:i/>
+          <w:color w:val="5E5E5E"/>
+          <w:sz w:val="17"/>
+        </w:rPr>
+        <w:t>Mary Seacole's journeys from Jamaica to London (1854) and on to the Crimea (1855). Routes are approximate.</w:t>
       </w:r>
     </w:p>
     <w:tbl>

--- a/20_Mary_Seacole_and_Wartime_Service_Student_Worksheet.docx
+++ b/20_Mary_Seacole_and_Wartime_Service_Student_Worksheet.docx
@@ -4,7 +4,7 @@
   <w:body>
     <w:p>
       <w:pPr>
-        <w:spacing w:before="0" w:after="40"/>
+        <w:spacing w:before="0" w:after="30"/>
       </w:pPr>
       <w:r>
         <w:rPr>
@@ -19,7 +19,7 @@
     </w:p>
     <w:p>
       <w:pPr>
-        <w:spacing w:before="0" w:after="40"/>
+        <w:spacing w:before="0" w:after="30"/>
       </w:pPr>
       <w:r>
         <w:rPr>
@@ -34,7 +34,7 @@
     </w:p>
     <w:p>
       <w:pPr>
-        <w:spacing w:before="0" w:after="120"/>
+        <w:spacing w:before="0" w:after="90"/>
       </w:pPr>
       <w:r>
         <w:rPr>
@@ -133,7 +133,7 @@
     </w:tbl>
     <w:p>
       <w:pPr>
-        <w:spacing w:before="100" w:after="160"/>
+        <w:spacing w:before="75" w:after="120"/>
       </w:pPr>
       <w:r>
         <w:rPr>
@@ -266,7 +266,7 @@
           <w:right w:val="single" w:sz="4" w:space="6" w:color="CE1126"/>
         </w:pBdr>
         <w:shd w:val="clear" w:color="auto" w:fill="CE1126"/>
-        <w:spacing w:before="200" w:after="120"/>
+        <w:spacing w:before="150" w:after="90"/>
         <w:ind w:left="68" w:right="68"/>
       </w:pPr>
       <w:r>
@@ -283,7 +283,7 @@
     <w:p>
       <w:pPr>
         <w:keepNext/>
-        <w:spacing w:before="0" w:after="80"/>
+        <w:spacing w:before="0" w:after="60"/>
       </w:pPr>
       <w:r>
         <w:rPr>
@@ -298,7 +298,7 @@
     </w:p>
     <w:p>
       <w:pPr>
-        <w:spacing w:after="60"/>
+        <w:spacing w:after="45"/>
         <w:ind w:left="454" w:hanging="255"/>
       </w:pPr>
       <w:r>
@@ -324,7 +324,7 @@
     </w:p>
     <w:p>
       <w:pPr>
-        <w:spacing w:after="60"/>
+        <w:spacing w:after="45"/>
         <w:ind w:left="454" w:hanging="255"/>
       </w:pPr>
       <w:r>
@@ -350,7 +350,7 @@
     </w:p>
     <w:p>
       <w:pPr>
-        <w:spacing w:after="60"/>
+        <w:spacing w:after="45"/>
         <w:ind w:left="454" w:hanging="255"/>
       </w:pPr>
       <w:r>
@@ -384,7 +384,7 @@
           <w:right w:val="single" w:sz="4" w:space="6" w:color="E8A800"/>
         </w:pBdr>
         <w:shd w:val="clear" w:color="auto" w:fill="E8A800"/>
-        <w:spacing w:before="200" w:after="120"/>
+        <w:spacing w:before="150" w:after="90"/>
         <w:ind w:left="68" w:right="68"/>
       </w:pPr>
       <w:r>
@@ -401,7 +401,7 @@
     <w:p>
       <w:pPr>
         <w:keepNext/>
-        <w:spacing w:before="40" w:after="60"/>
+        <w:spacing w:before="30" w:after="45"/>
       </w:pPr>
       <w:r>
         <w:rPr>
@@ -427,7 +427,7 @@
     <w:p>
       <w:pPr>
         <w:keepNext/>
-        <w:spacing w:before="0" w:after="40"/>
+        <w:spacing w:before="0" w:after="30"/>
       </w:pPr>
       <w:r>
         <w:rPr>
@@ -514,7 +514,7 @@
           <w:right w:val="single" w:sz="4" w:space="6" w:color="007A3D"/>
         </w:pBdr>
         <w:shd w:val="clear" w:color="auto" w:fill="007A3D"/>
-        <w:spacing w:before="200" w:after="120"/>
+        <w:spacing w:before="150" w:after="90"/>
         <w:ind w:left="68" w:right="68"/>
       </w:pPr>
       <w:r>
@@ -531,7 +531,7 @@
     <w:p>
       <w:pPr>
         <w:keepNext/>
-        <w:spacing w:before="80" w:after="60"/>
+        <w:spacing w:before="60" w:after="45"/>
       </w:pPr>
       <w:r>
         <w:rPr>
@@ -546,7 +546,7 @@
     </w:p>
     <w:p>
       <w:pPr>
-        <w:spacing w:before="0" w:after="120"/>
+        <w:spacing w:before="0" w:after="90"/>
       </w:pPr>
       <w:r>
         <w:rPr>
@@ -562,7 +562,7 @@
     <w:p>
       <w:pPr>
         <w:keepNext/>
-        <w:spacing w:before="80" w:after="60"/>
+        <w:spacing w:before="60" w:after="45"/>
       </w:pPr>
       <w:r>
         <w:rPr>
@@ -577,7 +577,7 @@
     </w:p>
     <w:p>
       <w:pPr>
-        <w:spacing w:before="0" w:after="120"/>
+        <w:spacing w:before="0" w:after="90"/>
       </w:pPr>
       <w:r>
         <w:rPr>
@@ -593,7 +593,7 @@
     <w:p>
       <w:pPr>
         <w:keepNext/>
-        <w:spacing w:before="80" w:after="60"/>
+        <w:spacing w:before="60" w:after="45"/>
       </w:pPr>
       <w:r>
         <w:rPr>
@@ -608,7 +608,7 @@
     </w:p>
     <w:p>
       <w:pPr>
-        <w:spacing w:before="0" w:after="120"/>
+        <w:spacing w:before="0" w:after="90"/>
       </w:pPr>
       <w:r>
         <w:rPr>
@@ -624,7 +624,7 @@
     <w:p>
       <w:pPr>
         <w:keepNext/>
-        <w:spacing w:before="80" w:after="60"/>
+        <w:spacing w:before="60" w:after="45"/>
       </w:pPr>
       <w:r>
         <w:rPr>
@@ -639,7 +639,7 @@
     </w:p>
     <w:p>
       <w:pPr>
-        <w:spacing w:before="0" w:after="120"/>
+        <w:spacing w:before="0" w:after="90"/>
       </w:pPr>
       <w:r>
         <w:rPr>
@@ -655,7 +655,7 @@
     <w:p>
       <w:pPr>
         <w:keepNext/>
-        <w:spacing w:before="80" w:after="60"/>
+        <w:spacing w:before="60" w:after="45"/>
       </w:pPr>
       <w:r>
         <w:rPr>
@@ -671,13 +671,13 @@
     <w:p>
       <w:pPr>
         <w:keepNext/>
-        <w:spacing w:after="40"/>
+        <w:spacing w:after="30"/>
         <w:jc w:val="center"/>
       </w:pPr>
       <w:r>
         <w:drawing>
           <wp:inline xmlns:a="http://schemas.openxmlformats.org/drawingml/2006/main" xmlns:pic="http://schemas.openxmlformats.org/drawingml/2006/picture">
-            <wp:extent cx="5868000" cy="2908539"/>
+            <wp:extent cx="5281200" cy="2617685"/>
             <wp:docPr id="1" name="Picture 1" descr="Mary Seacole's journeys from Jamaica to London (1854) and on to the Crimea (1855). Routes are approximate."/>
             <wp:cNvGraphicFramePr>
               <a:graphicFrameLocks noChangeAspect="1"/>
@@ -698,7 +698,7 @@
                   <pic:spPr>
                     <a:xfrm>
                       <a:off x="0" y="0"/>
-                      <a:ext cx="5868000" cy="2908539"/>
+                      <a:ext cx="5281200" cy="2617685"/>
                     </a:xfrm>
                     <a:prstGeom prst="rect"/>
                   </pic:spPr>
@@ -711,7 +711,7 @@
     </w:p>
     <w:p>
       <w:pPr>
-        <w:spacing w:before="0" w:after="160"/>
+        <w:spacing w:before="0" w:after="120"/>
         <w:jc w:val="center"/>
       </w:pPr>
       <w:r>
@@ -758,7 +758,7 @@
           </w:tcPr>
           <w:p>
             <w:pPr>
-              <w:spacing w:after="60"/>
+              <w:spacing w:after="45"/>
             </w:pPr>
             <w:r>
               <w:rPr>
@@ -1351,7 +1351,7 @@
     <w:p>
       <w:pPr>
         <w:keepNext/>
-        <w:spacing w:before="80" w:after="60"/>
+        <w:spacing w:before="60" w:after="45"/>
       </w:pPr>
       <w:r>
         <w:rPr>
@@ -1826,7 +1826,7 @@
           <w:right w:val="single" w:sz="4" w:space="6" w:color="CE1126"/>
         </w:pBdr>
         <w:shd w:val="clear" w:color="auto" w:fill="CE1126"/>
-        <w:spacing w:before="200" w:after="120"/>
+        <w:spacing w:before="150" w:after="90"/>
         <w:ind w:left="68" w:right="68"/>
       </w:pPr>
       <w:r>
@@ -1843,7 +1843,7 @@
     <w:p>
       <w:pPr>
         <w:keepNext/>
-        <w:spacing w:before="40" w:after="60"/>
+        <w:spacing w:before="30" w:after="45"/>
       </w:pPr>
       <w:r>
         <w:rPr>
@@ -2156,7 +2156,7 @@
     <w:p>
       <w:pPr>
         <w:keepNext/>
-        <w:spacing w:before="40" w:after="60"/>
+        <w:spacing w:before="30" w:after="45"/>
       </w:pPr>
       <w:r>
         <w:rPr>
@@ -2666,7 +2666,7 @@
     <w:p>
       <w:pPr>
         <w:keepNext/>
-        <w:spacing w:before="40" w:after="60"/>
+        <w:spacing w:before="30" w:after="45"/>
       </w:pPr>
       <w:r>
         <w:rPr>
@@ -2692,7 +2692,7 @@
     <w:p>
       <w:pPr>
         <w:keepNext/>
-        <w:spacing w:before="0" w:after="60"/>
+        <w:spacing w:before="0" w:after="45"/>
       </w:pPr>
       <w:r>
         <w:rPr>
@@ -2718,7 +2718,7 @@
     <w:p>
       <w:pPr>
         <w:keepNext/>
-        <w:spacing w:after="20"/>
+        <w:spacing w:after="15"/>
         <w:ind w:left="454"/>
       </w:pPr>
       <w:r>
@@ -2745,7 +2745,7 @@
     <w:p>
       <w:pPr>
         <w:keepNext/>
-        <w:spacing w:after="20"/>
+        <w:spacing w:after="15"/>
         <w:ind w:left="454"/>
       </w:pPr>
       <w:r>
@@ -2772,7 +2772,7 @@
     <w:p>
       <w:pPr>
         <w:keepNext/>
-        <w:spacing w:after="20"/>
+        <w:spacing w:after="15"/>
         <w:ind w:left="454"/>
       </w:pPr>
       <w:r>
@@ -2798,7 +2798,7 @@
     </w:p>
     <w:p>
       <w:pPr>
-        <w:spacing w:after="20"/>
+        <w:spacing w:after="15"/>
         <w:ind w:left="454"/>
       </w:pPr>
       <w:r>
@@ -2835,7 +2835,7 @@
     <w:p>
       <w:pPr>
         <w:keepNext/>
-        <w:spacing w:before="0" w:after="60"/>
+        <w:spacing w:before="0" w:after="45"/>
       </w:pPr>
       <w:r>
         <w:rPr>
@@ -2861,7 +2861,7 @@
     <w:p>
       <w:pPr>
         <w:keepNext/>
-        <w:spacing w:after="20"/>
+        <w:spacing w:after="15"/>
         <w:ind w:left="454"/>
       </w:pPr>
       <w:r>
@@ -2888,7 +2888,7 @@
     <w:p>
       <w:pPr>
         <w:keepNext/>
-        <w:spacing w:after="20"/>
+        <w:spacing w:after="15"/>
         <w:ind w:left="454"/>
       </w:pPr>
       <w:r>
@@ -2915,7 +2915,7 @@
     <w:p>
       <w:pPr>
         <w:keepNext/>
-        <w:spacing w:after="20"/>
+        <w:spacing w:after="15"/>
         <w:ind w:left="454"/>
       </w:pPr>
       <w:r>
@@ -2941,7 +2941,7 @@
     </w:p>
     <w:p>
       <w:pPr>
-        <w:spacing w:after="20"/>
+        <w:spacing w:after="15"/>
         <w:ind w:left="454"/>
       </w:pPr>
       <w:r>
@@ -2995,7 +2995,7 @@
           <w:right w:val="single" w:sz="4" w:space="6" w:color="E8A800"/>
         </w:pBdr>
         <w:shd w:val="clear" w:color="auto" w:fill="E8A800"/>
-        <w:spacing w:before="200" w:after="120"/>
+        <w:spacing w:before="150" w:after="90"/>
         <w:ind w:left="68" w:right="68"/>
       </w:pPr>
       <w:r>
@@ -3012,7 +3012,7 @@
     <w:p>
       <w:pPr>
         <w:keepNext/>
-        <w:spacing w:before="40" w:after="60"/>
+        <w:spacing w:before="30" w:after="45"/>
       </w:pPr>
       <w:r>
         <w:rPr>
@@ -3037,7 +3037,7 @@
     </w:p>
     <w:p>
       <w:pPr>
-        <w:spacing w:after="60"/>
+        <w:spacing w:after="45"/>
         <w:ind w:left="454" w:hanging="255"/>
       </w:pPr>
       <w:r>
@@ -3063,7 +3063,7 @@
     </w:p>
     <w:p>
       <w:pPr>
-        <w:spacing w:after="60"/>
+        <w:spacing w:after="45"/>
         <w:ind w:left="454" w:hanging="255"/>
       </w:pPr>
       <w:r>
@@ -3089,7 +3089,7 @@
     </w:p>
     <w:p>
       <w:pPr>
-        <w:spacing w:after="60"/>
+        <w:spacing w:after="45"/>
         <w:ind w:left="454" w:hanging="255"/>
       </w:pPr>
       <w:r>
@@ -3126,7 +3126,7 @@
     <w:p>
       <w:pPr>
         <w:keepNext/>
-        <w:spacing w:before="40" w:after="60"/>
+        <w:spacing w:before="30" w:after="45"/>
       </w:pPr>
       <w:r>
         <w:rPr>
@@ -3233,7 +3233,7 @@
           </w:tcPr>
           <w:p>
             <w:pPr>
-              <w:spacing w:after="40"/>
+              <w:spacing w:after="30"/>
             </w:pPr>
             <w:r>
               <w:rPr>
@@ -3281,7 +3281,7 @@
           </w:tcPr>
           <w:p>
             <w:pPr>
-              <w:spacing w:after="40"/>
+              <w:spacing w:after="30"/>
             </w:pPr>
             <w:r>
               <w:rPr>
@@ -3332,7 +3332,7 @@
           <w:right w:val="single" w:sz="4" w:space="6" w:color="007A3D"/>
         </w:pBdr>
         <w:shd w:val="clear" w:color="auto" w:fill="007A3D"/>
-        <w:spacing w:before="200" w:after="120"/>
+        <w:spacing w:before="150" w:after="90"/>
         <w:ind w:left="68" w:right="68"/>
       </w:pPr>
       <w:r>
@@ -3349,7 +3349,7 @@
     <w:p>
       <w:pPr>
         <w:keepNext/>
-        <w:spacing w:before="40" w:after="60"/>
+        <w:spacing w:before="30" w:after="45"/>
       </w:pPr>
       <w:r>
         <w:rPr>
@@ -3375,7 +3375,7 @@
     <w:p>
       <w:pPr>
         <w:keepNext/>
-        <w:spacing w:before="0" w:after="80"/>
+        <w:spacing w:before="0" w:after="60"/>
       </w:pPr>
       <w:r>
         <w:rPr>
@@ -3661,7 +3661,7 @@
     <w:p>
       <w:pPr>
         <w:keepNext/>
-        <w:spacing w:before="120" w:after="0"/>
+        <w:spacing w:before="90" w:after="0"/>
       </w:pPr>
       <w:r>
         <w:rPr>
@@ -3719,7 +3719,7 @@
     <w:p>
       <w:pPr>
         <w:keepNext/>
-        <w:spacing w:before="40" w:after="60"/>
+        <w:spacing w:before="30" w:after="45"/>
       </w:pPr>
       <w:r>
         <w:rPr>
@@ -3745,7 +3745,7 @@
     <w:p>
       <w:pPr>
         <w:keepNext/>
-        <w:spacing w:before="0" w:after="80"/>
+        <w:spacing w:before="0" w:after="60"/>
       </w:pPr>
       <w:r>
         <w:rPr>
@@ -4036,7 +4036,7 @@
     <w:p>
       <w:pPr>
         <w:keepNext/>
-        <w:spacing w:before="0" w:after="40"/>
+        <w:spacing w:before="0" w:after="30"/>
       </w:pPr>
       <w:r>
         <w:rPr>
